--- a/Yishan_Xing_CV.docx
+++ b/Yishan_Xing_CV.docx
@@ -145,7 +145,7 @@
           <w:b w:val="0"/>
           <w:sz w:val="17"/>
         </w:rPr>
-        <w:t>Average score: 84.8/100. Selected coursework: Fundamentals of Robotics, Robot Control Technology, Robot Sensing &amp; Detection, Motion Control Systems, Signals &amp; Systems, System Modelling &amp; Simulation.</w:t>
+        <w:t>Average score: 84.8/100. Selected coursework: Fundamentals of Robotics, Robot Control Technology, Robot Sensing &amp; Detection, Motion Control Systems, Signals &amp; Systems, System Modelling &amp; Simulation, etc.</w:t>
       </w:r>
     </w:p>
     <w:p>
@@ -175,7 +175,7 @@
           <w:b w:val="0"/>
           <w:sz w:val="17"/>
         </w:rPr>
-        <w:t>Programming &amp; tools: Python, C, ROS 2 (rclpy, topics, services, launch files), Linux/Ubuntu, Git/GitHub, OpenCV, NumPy, SolidWorks, AutoCAD, Siemens TIA Portal, ABB RobotStudio.</w:t>
+        <w:t>Programming &amp; tools: Python, C, ROS 2, Linux/Ubuntu, Git/GitHub, OpenCV, SolidWorks, AutoCAD, Siemens TIA Portal, ABB RobotStudio.</w:t>
       </w:r>
     </w:p>
     <w:p>
@@ -632,17 +632,10 @@
           <w:b w:val="0"/>
           <w:sz w:val="16"/>
         </w:rPr>
-        <w:t xml:space="preserve">Cancer Cell International (Springer Nature) | Submitted; with editor as of Oct 2026 | Co-author </w:t>
+        <w:t>Cancer Cell International (Springer Nature) | Submitted; with editor as of Oct 2026 | Co-author</w:t>
       </w:r>
       <w:bookmarkStart w:id="0" w:name="_GoBack"/>
       <w:bookmarkEnd w:id="0"/>
-      <w:r>
-        <w:rPr>
-          <w:b w:val="0"/>
-          <w:sz w:val="16"/>
-        </w:rPr>
-        <w:t>| Provisional title — verify with supervisor.</w:t>
-      </w:r>
     </w:p>
     <w:p>
       <w:pPr>
@@ -1084,7 +1077,7 @@
     <w:lsdException w:unhideWhenUsed="0" w:uiPriority="62" w:semiHidden="0" w:name="Light Grid"/>
     <w:lsdException w:unhideWhenUsed="0" w:uiPriority="63" w:semiHidden="0" w:name="Medium Shading 1"/>
     <w:lsdException w:unhideWhenUsed="0" w:uiPriority="64" w:semiHidden="0" w:name="Medium Shading 2"/>
-    <w:lsdException w:unhideWhenUsed="0" w:uiPriority="65" w:semiHidden="0" w:name="Medium List 1"/>
+    <w:lsdException w:qFormat="1" w:unhideWhenUsed="0" w:uiPriority="65" w:semiHidden="0" w:name="Medium List 1"/>
     <w:lsdException w:unhideWhenUsed="0" w:uiPriority="66" w:semiHidden="0" w:name="Medium List 2"/>
     <w:lsdException w:unhideWhenUsed="0" w:uiPriority="67" w:semiHidden="0" w:name="Medium Grid 1"/>
     <w:lsdException w:unhideWhenUsed="0" w:uiPriority="68" w:semiHidden="0" w:name="Medium Grid 2"/>
@@ -1095,7 +1088,7 @@
     <w:lsdException w:unhideWhenUsed="0" w:uiPriority="73" w:semiHidden="0" w:name="Colorful Grid"/>
     <w:lsdException w:unhideWhenUsed="0" w:uiPriority="60" w:semiHidden="0" w:name="Light Shading Accent 1"/>
     <w:lsdException w:unhideWhenUsed="0" w:uiPriority="61" w:semiHidden="0" w:name="Light List Accent 1"/>
-    <w:lsdException w:unhideWhenUsed="0" w:uiPriority="62" w:semiHidden="0" w:name="Light Grid Accent 1"/>
+    <w:lsdException w:qFormat="1" w:unhideWhenUsed="0" w:uiPriority="62" w:semiHidden="0" w:name="Light Grid Accent 1"/>
     <w:lsdException w:unhideWhenUsed="0" w:uiPriority="63" w:semiHidden="0" w:name="Medium Shading 1 Accent 1"/>
     <w:lsdException w:unhideWhenUsed="0" w:uiPriority="64" w:semiHidden="0" w:name="Medium Shading 2 Accent 1"/>
     <w:lsdException w:unhideWhenUsed="0" w:uiPriority="65" w:semiHidden="0" w:name="Medium List 1 Accent 1"/>
@@ -1111,13 +1104,13 @@
     <w:lsdException w:unhideWhenUsed="0" w:uiPriority="72" w:semiHidden="0" w:name="Colorful List Accent 1"/>
     <w:lsdException w:unhideWhenUsed="0" w:uiPriority="73" w:semiHidden="0" w:name="Colorful Grid Accent 1"/>
     <w:lsdException w:unhideWhenUsed="0" w:uiPriority="60" w:semiHidden="0" w:name="Light Shading Accent 2"/>
-    <w:lsdException w:unhideWhenUsed="0" w:uiPriority="61" w:semiHidden="0" w:name="Light List Accent 2"/>
-    <w:lsdException w:unhideWhenUsed="0" w:uiPriority="62" w:semiHidden="0" w:name="Light Grid Accent 2"/>
+    <w:lsdException w:qFormat="1" w:unhideWhenUsed="0" w:uiPriority="61" w:semiHidden="0" w:name="Light List Accent 2"/>
+    <w:lsdException w:qFormat="1" w:unhideWhenUsed="0" w:uiPriority="62" w:semiHidden="0" w:name="Light Grid Accent 2"/>
     <w:lsdException w:unhideWhenUsed="0" w:uiPriority="63" w:semiHidden="0" w:name="Medium Shading 1 Accent 2"/>
     <w:lsdException w:unhideWhenUsed="0" w:uiPriority="64" w:semiHidden="0" w:name="Medium Shading 2 Accent 2"/>
     <w:lsdException w:unhideWhenUsed="0" w:uiPriority="65" w:semiHidden="0" w:name="Medium List 1 Accent 2"/>
     <w:lsdException w:unhideWhenUsed="0" w:uiPriority="66" w:semiHidden="0" w:name="Medium List 2 Accent 2"/>
-    <w:lsdException w:unhideWhenUsed="0" w:uiPriority="67" w:semiHidden="0" w:name="Medium Grid 1 Accent 2"/>
+    <w:lsdException w:qFormat="1" w:unhideWhenUsed="0" w:uiPriority="67" w:semiHidden="0" w:name="Medium Grid 1 Accent 2"/>
     <w:lsdException w:unhideWhenUsed="0" w:uiPriority="68" w:semiHidden="0" w:name="Medium Grid 2 Accent 2"/>
     <w:lsdException w:unhideWhenUsed="0" w:uiPriority="69" w:semiHidden="0" w:name="Medium Grid 3 Accent 2"/>
     <w:lsdException w:unhideWhenUsed="0" w:uiPriority="70" w:semiHidden="0" w:name="Dark List Accent 2"/>
@@ -1126,7 +1119,7 @@
     <w:lsdException w:unhideWhenUsed="0" w:uiPriority="73" w:semiHidden="0" w:name="Colorful Grid Accent 2"/>
     <w:lsdException w:unhideWhenUsed="0" w:uiPriority="60" w:semiHidden="0" w:name="Light Shading Accent 3"/>
     <w:lsdException w:unhideWhenUsed="0" w:uiPriority="61" w:semiHidden="0" w:name="Light List Accent 3"/>
-    <w:lsdException w:unhideWhenUsed="0" w:uiPriority="62" w:semiHidden="0" w:name="Light Grid Accent 3"/>
+    <w:lsdException w:qFormat="1" w:unhideWhenUsed="0" w:uiPriority="62" w:semiHidden="0" w:name="Light Grid Accent 3"/>
     <w:lsdException w:unhideWhenUsed="0" w:uiPriority="63" w:semiHidden="0" w:name="Medium Shading 1 Accent 3"/>
     <w:lsdException w:unhideWhenUsed="0" w:uiPriority="64" w:semiHidden="0" w:name="Medium Shading 2 Accent 3"/>
     <w:lsdException w:unhideWhenUsed="0" w:uiPriority="65" w:semiHidden="0" w:name="Medium List 1 Accent 3"/>
@@ -1154,7 +1147,7 @@
     <w:lsdException w:unhideWhenUsed="0" w:uiPriority="73" w:semiHidden="0" w:name="Colorful Grid Accent 4"/>
     <w:lsdException w:unhideWhenUsed="0" w:uiPriority="60" w:semiHidden="0" w:name="Light Shading Accent 5"/>
     <w:lsdException w:unhideWhenUsed="0" w:uiPriority="61" w:semiHidden="0" w:name="Light List Accent 5"/>
-    <w:lsdException w:unhideWhenUsed="0" w:uiPriority="62" w:semiHidden="0" w:name="Light Grid Accent 5"/>
+    <w:lsdException w:qFormat="1" w:unhideWhenUsed="0" w:uiPriority="62" w:semiHidden="0" w:name="Light Grid Accent 5"/>
     <w:lsdException w:unhideWhenUsed="0" w:uiPriority="63" w:semiHidden="0" w:name="Medium Shading 1 Accent 5"/>
     <w:lsdException w:unhideWhenUsed="0" w:uiPriority="64" w:semiHidden="0" w:name="Medium Shading 2 Accent 5"/>
     <w:lsdException w:unhideWhenUsed="0" w:uiPriority="65" w:semiHidden="0" w:name="Medium List 1 Accent 5"/>
@@ -2655,6 +2648,7 @@
   <w:style w:type="table" w:styleId="43">
     <w:name w:val="Light List Accent 2"/>
     <w:basedOn w:val="32"/>
+    <w:qFormat/>
     <w:uiPriority w:val="61"/>
     <w:pPr>
       <w:spacing w:after="0" w:line="240" w:lineRule="auto"/>
@@ -3246,6 +3240,7 @@
   <w:style w:type="table" w:styleId="49">
     <w:name w:val="Light Grid Accent 1"/>
     <w:basedOn w:val="32"/>
+    <w:qFormat/>
     <w:uiPriority w:val="62"/>
     <w:pPr>
       <w:spacing w:after="0" w:line="240" w:lineRule="auto"/>
@@ -3372,6 +3367,7 @@
   <w:style w:type="table" w:styleId="50">
     <w:name w:val="Light Grid Accent 2"/>
     <w:basedOn w:val="32"/>
+    <w:qFormat/>
     <w:uiPriority w:val="62"/>
     <w:pPr>
       <w:spacing w:after="0" w:line="240" w:lineRule="auto"/>
@@ -3498,6 +3494,7 @@
   <w:style w:type="table" w:styleId="51">
     <w:name w:val="Light Grid Accent 3"/>
     <w:basedOn w:val="32"/>
+    <w:qFormat/>
     <w:uiPriority w:val="62"/>
     <w:pPr>
       <w:spacing w:after="0" w:line="240" w:lineRule="auto"/>
@@ -3750,6 +3747,7 @@
   <w:style w:type="table" w:styleId="53">
     <w:name w:val="Light Grid Accent 5"/>
     <w:basedOn w:val="32"/>
+    <w:qFormat/>
     <w:uiPriority w:val="62"/>
     <w:pPr>
       <w:spacing w:after="0" w:line="240" w:lineRule="auto"/>
@@ -5906,6 +5904,7 @@
   <w:style w:type="table" w:styleId="69">
     <w:name w:val="Medium List 1"/>
     <w:basedOn w:val="32"/>
+    <w:qFormat/>
     <w:uiPriority w:val="65"/>
     <w:pPr>
       <w:spacing w:after="0" w:line="240" w:lineRule="auto"/>
@@ -7577,6 +7576,7 @@
   <w:style w:type="table" w:styleId="85">
     <w:name w:val="Medium Grid 1 Accent 2"/>
     <w:basedOn w:val="32"/>
+    <w:qFormat/>
     <w:uiPriority w:val="67"/>
     <w:pPr>
       <w:spacing w:after="0" w:line="240" w:lineRule="auto"/>
